--- a/lab11/report/report.docx
+++ b/lab11/report/report.docx
@@ -286,7 +286,7 @@
       <w:r>
         <w:drawing>
           <wp:inline>
-            <wp:extent cx="3733800" cy="2870741"/>
+            <wp:extent cx="3733800" cy="2845391"/>
             <wp:effectExtent b="0" l="0" r="0" t="0"/>
             <wp:docPr descr="" title="" id="23" name="Picture"/>
             <a:graphic>
@@ -307,7 +307,7 @@
                   <pic:spPr bwMode="auto">
                     <a:xfrm>
                       <a:off x="0" y="0"/>
-                      <a:ext cx="3733800" cy="2870741"/>
+                      <a:ext cx="3733800" cy="2845391"/>
                     </a:xfrm>
                     <a:prstGeom prst="rect">
                       <a:avLst/>
@@ -343,7 +343,7 @@
       <w:r>
         <w:drawing>
           <wp:inline>
-            <wp:extent cx="3733800" cy="2848658"/>
+            <wp:extent cx="3733800" cy="2175941"/>
             <wp:effectExtent b="0" l="0" r="0" t="0"/>
             <wp:docPr descr="" title="" id="27" name="Picture"/>
             <a:graphic>
@@ -364,7 +364,7 @@
                   <pic:spPr bwMode="auto">
                     <a:xfrm>
                       <a:off x="0" y="0"/>
-                      <a:ext cx="3733800" cy="2848658"/>
+                      <a:ext cx="3733800" cy="2175941"/>
                     </a:xfrm>
                     <a:prstGeom prst="rect">
                       <a:avLst/>
@@ -400,7 +400,7 @@
       <w:r>
         <w:drawing>
           <wp:inline>
-            <wp:extent cx="3733800" cy="2648334"/>
+            <wp:extent cx="3733800" cy="2205197"/>
             <wp:effectExtent b="0" l="0" r="0" t="0"/>
             <wp:docPr descr="" title="" id="31" name="Picture"/>
             <a:graphic>
@@ -421,7 +421,7 @@
                   <pic:spPr bwMode="auto">
                     <a:xfrm>
                       <a:off x="0" y="0"/>
-                      <a:ext cx="3733800" cy="2648334"/>
+                      <a:ext cx="3733800" cy="2205197"/>
                     </a:xfrm>
                     <a:prstGeom prst="rect">
                       <a:avLst/>
@@ -604,7 +604,7 @@
       <w:r>
         <w:drawing>
           <wp:inline>
-            <wp:extent cx="2274473" cy="1836484"/>
+            <wp:extent cx="2143845" cy="2873828"/>
             <wp:effectExtent b="0" l="0" r="0" t="0"/>
             <wp:docPr descr="" title="" id="35" name="Picture"/>
             <a:graphic>
@@ -625,7 +625,7 @@
                   <pic:spPr bwMode="auto">
                     <a:xfrm>
                       <a:off x="0" y="0"/>
-                      <a:ext cx="2274473" cy="1836484"/>
+                      <a:ext cx="2143845" cy="2873828"/>
                     </a:xfrm>
                     <a:prstGeom prst="rect">
                       <a:avLst/>
@@ -692,7 +692,7 @@
       <w:r>
         <w:drawing>
           <wp:inline>
-            <wp:extent cx="3733800" cy="2859161"/>
+            <wp:extent cx="3733800" cy="2170315"/>
             <wp:effectExtent b="0" l="0" r="0" t="0"/>
             <wp:docPr descr="" title="" id="39" name="Picture"/>
             <a:graphic>
@@ -713,7 +713,7 @@
                   <pic:spPr bwMode="auto">
                     <a:xfrm>
                       <a:off x="0" y="0"/>
-                      <a:ext cx="3733800" cy="2859161"/>
+                      <a:ext cx="3733800" cy="2170315"/>
                     </a:xfrm>
                     <a:prstGeom prst="rect">
                       <a:avLst/>
@@ -823,7 +823,7 @@
       <w:r>
         <w:drawing>
           <wp:inline>
-            <wp:extent cx="3733800" cy="2848658"/>
+            <wp:extent cx="3733800" cy="2175941"/>
             <wp:effectExtent b="0" l="0" r="0" t="0"/>
             <wp:docPr descr="" title="" id="42" name="Picture"/>
             <a:graphic>
@@ -844,7 +844,7 @@
                   <pic:spPr bwMode="auto">
                     <a:xfrm>
                       <a:off x="0" y="0"/>
-                      <a:ext cx="3733800" cy="2848658"/>
+                      <a:ext cx="3733800" cy="2175941"/>
                     </a:xfrm>
                     <a:prstGeom prst="rect">
                       <a:avLst/>
@@ -972,7 +972,7 @@
       <w:r>
         <w:drawing>
           <wp:inline>
-            <wp:extent cx="3733800" cy="2648334"/>
+            <wp:extent cx="3733800" cy="2205197"/>
             <wp:effectExtent b="0" l="0" r="0" t="0"/>
             <wp:docPr descr="" title="" id="45" name="Picture"/>
             <a:graphic>
@@ -993,7 +993,7 @@
                   <pic:spPr bwMode="auto">
                     <a:xfrm>
                       <a:off x="0" y="0"/>
-                      <a:ext cx="3733800" cy="2648334"/>
+                      <a:ext cx="3733800" cy="2205197"/>
                     </a:xfrm>
                     <a:prstGeom prst="rect">
                       <a:avLst/>
